--- a/002-maze-madness/worksheets/week7.docx
+++ b/002-maze-madness/worksheets/week7.docx
@@ -13,7 +13,7 @@
           <w:b/>
           <w:sz w:val="40"/>
         </w:rPr>
-        <w:t>🧱 M002 Week 7 — English Worksheet</w:t>
+        <w:t>⚙️ M002 Week 7 — Pistons</w:t>
       </w:r>
     </w:p>
     <w:p>
@@ -43,10 +43,19 @@
         <w:rPr>
           <w:b/>
         </w:rPr>
+        <w:t>Level:</w:t>
+      </w:r>
+      <w:r>
+        <w:t xml:space="preserve"> Advanced · </w:t>
+      </w:r>
+      <w:r>
+        <w:rPr>
+          <w:b/>
+        </w:rPr>
         <w:t>Time:</w:t>
       </w:r>
       <w:r>
-        <w:t xml:space="preserve"> about 45 minutes</w:t>
+        <w:t xml:space="preserve"> about 55 minutes</w:t>
       </w:r>
     </w:p>
     <w:p>
@@ -55,16 +64,7 @@
         <w:keepLines/>
       </w:pPr>
       <w:r>
-        <w:t xml:space="preserve">This week the maze uses </w:t>
-      </w:r>
-      <w:r>
-        <w:rPr>
-          <w:b/>
-        </w:rPr>
-        <w:t>pistons</w:t>
-      </w:r>
-      <w:r>
-        <w:t xml:space="preserve">. A piston pushes or pulls a block when it gets a redstone signal. A </w:t>
+        <w:t xml:space="preserve">A piston pushes or pulls a block when it gets a redstone signal. A </w:t>
       </w:r>
       <w:r>
         <w:rPr>
@@ -73,7 +73,7 @@
         <w:t>sticky piston</w:t>
       </w:r>
       <w:r>
-        <w:t xml:space="preserve"> can pull a block back, opening a path. Your agent flips a lever to power a piston, then crosses the gap it opens.</w:t>
+        <w:t xml:space="preserve"> can pull a block back, opening a path — but only while the signal is ON. A lever sends that signal. Your agent flips the lever to power the piston, then crosses the gap it opens.</w:t>
       </w:r>
     </w:p>
     <w:p>
@@ -98,7 +98,7 @@
         <w:keepLines/>
       </w:pPr>
       <w:r>
-        <w:t>Read each set of steps. Before you imagine the agent doing it, write what you think will happen.</w:t>
+        <w:t>Read each block. Write what happens before you imagine it.</w:t>
       </w:r>
     </w:p>
     <w:p>
@@ -114,11 +114,11 @@
           <w:rFonts w:ascii="Consolas" w:hAnsi="Consolas" w:cs="Consolas"/>
           <w:sz w:val="21"/>
         </w:rPr>
-        <w:t>move forward</w:t>
+        <w:t>agent.move(FORWARD, 1)</w:t>
         <w:br/>
-        <w:t>interact ahead</w:t>
+        <w:t>agent.interact(...)</w:t>
         <w:br/>
-        <w:t>move forward</w:t>
+        <w:t>agent.move(FORWARD, 1)</w:t>
       </w:r>
     </w:p>
     <w:p>
@@ -130,7 +130,7 @@
         <w:rPr>
           <w:b/>
         </w:rPr>
-        <w:t>The agent walks up to a lever, flips it, and a sticky piston pulls a block back. What happens to the path? Can the agent move forward now?</w:t>
+        <w:t>The agent walks to a lever, flips it, and a sticky piston pulls a block back. Can the agent move forward now?</w:t>
       </w:r>
     </w:p>
     <w:p>
@@ -198,13 +198,13 @@
           <w:rFonts w:ascii="Consolas" w:hAnsi="Consolas" w:cs="Consolas"/>
           <w:sz w:val="21"/>
         </w:rPr>
-        <w:t>if gap ahead:</w:t>
+        <w:t>if not agent.detect(BLOCK, FORWARD):</w:t>
         <w:br/>
-        <w:t xml:space="preserve">    interact ahead</w:t>
+        <w:t xml:space="preserve">    agent.interact(...)</w:t>
         <w:br/>
-        <w:t>otherwise:</w:t>
+        <w:t>else:</w:t>
         <w:br/>
-        <w:t xml:space="preserve">    move forward</w:t>
+        <w:t xml:space="preserve">    agent.move(FORWARD, 1)</w:t>
       </w:r>
     </w:p>
     <w:p>
@@ -216,97 +216,7 @@
         <w:rPr>
           <w:b/>
         </w:rPr>
-        <w:t>There is a gap in the floor with a piston bridge. What does the agent do at the gap? What does it do on solid ground?</w:t>
-      </w:r>
-    </w:p>
-    <w:p>
-      <w:pPr>
-        <w:spacing w:after="0" w:before="0" w:line="520" w:lineRule="exact"/>
-        <w:keepNext/>
-        <w:keepLines/>
-        <w:pBdr>
-          <w:bottom w:val="single" w:sz="6" w:space="1" w:color="C9C9C9"/>
-        </w:pBdr>
-      </w:pPr>
-      <w:r>
-        <w:t xml:space="preserve"> </w:t>
-      </w:r>
-    </w:p>
-    <w:p>
-      <w:pPr>
-        <w:spacing w:after="0" w:before="0" w:line="520" w:lineRule="exact"/>
-        <w:keepNext/>
-        <w:keepLines/>
-        <w:pBdr>
-          <w:bottom w:val="single" w:sz="6" w:space="1" w:color="C9C9C9"/>
-        </w:pBdr>
-      </w:pPr>
-      <w:r>
-        <w:t xml:space="preserve"> </w:t>
-      </w:r>
-    </w:p>
-    <w:p>
-      <w:pPr>
-        <w:spacing w:after="0" w:before="0" w:line="520" w:lineRule="exact"/>
-        <w:keepNext/>
-        <w:keepLines/>
-        <w:pBdr>
-          <w:bottom w:val="single" w:sz="6" w:space="1" w:color="C9C9C9"/>
-        </w:pBdr>
-      </w:pPr>
-      <w:r>
-        <w:t xml:space="preserve"> </w:t>
-      </w:r>
-    </w:p>
-    <w:p>
-      <w:pPr>
-        <w:spacing w:after="0" w:before="0" w:line="520" w:lineRule="exact"/>
-        <w:keepNext w:val="0"/>
-        <w:keepLines/>
-        <w:pBdr>
-          <w:bottom w:val="single" w:sz="6" w:space="1" w:color="C9C9C9"/>
-        </w:pBdr>
-      </w:pPr>
-      <w:r>
-        <w:t xml:space="preserve"> </w:t>
-      </w:r>
-    </w:p>
-    <w:p>
-      <w:pPr>
-        <w:spacing w:before="40" w:after="160"/>
-        <w:ind w:left="288"/>
-        <w:keepNext/>
-        <w:keepLines/>
-        <w:shd w:val="clear" w:fill="F4F4F4"/>
-      </w:pPr>
-      <w:r>
-        <w:rPr>
-          <w:rFonts w:ascii="Consolas" w:hAnsi="Consolas" w:cs="Consolas"/>
-          <w:sz w:val="21"/>
-        </w:rPr>
-        <w:t>keep doing forever:</w:t>
-        <w:br/>
-        <w:t xml:space="preserve">    if gap ahead:</w:t>
-        <w:br/>
-        <w:t xml:space="preserve">        interact ahead</w:t>
-        <w:br/>
-        <w:t xml:space="preserve">        move forward</w:t>
-        <w:br/>
-        <w:t xml:space="preserve">    otherwise:</w:t>
-        <w:br/>
-        <w:t xml:space="preserve">        move forward</w:t>
-      </w:r>
-    </w:p>
-    <w:p>
-      <w:pPr>
-        <w:keepNext/>
-        <w:keepLines/>
-      </w:pPr>
-      <w:r>
-        <w:rPr>
-          <w:b/>
-        </w:rPr>
-        <w:t>Describe in plain English what the agent is doing, step by step.</w:t>
+        <w:t>What does the agent do at a gap? What does it do on solid ground?</w:t>
       </w:r>
     </w:p>
     <w:p>
@@ -374,7 +284,33 @@
           <w:color w:val="1A4D2E"/>
           <w:sz w:val="30"/>
         </w:rPr>
-        <w:t>2 · Spot the Bug 🐛</w:t>
+        <w:t>2 · Trace 👣</w:t>
+      </w:r>
+    </w:p>
+    <w:p>
+      <w:pPr>
+        <w:spacing w:before="40" w:after="160"/>
+        <w:ind w:left="288"/>
+        <w:keepNext/>
+        <w:keepLines/>
+        <w:shd w:val="clear" w:fill="F4F4F4"/>
+      </w:pPr>
+      <w:r>
+        <w:rPr>
+          <w:rFonts w:ascii="Consolas" w:hAnsi="Consolas" w:cs="Consolas"/>
+          <w:sz w:val="21"/>
+        </w:rPr>
+        <w:t>while True:</w:t>
+        <w:br/>
+        <w:t xml:space="preserve">    if not agent.detect(BLOCK, FORWARD):</w:t>
+        <w:br/>
+        <w:t xml:space="preserve">        agent.interact(...)</w:t>
+        <w:br/>
+        <w:t xml:space="preserve">        agent.move(FORWARD, 1)</w:t>
+        <w:br/>
+        <w:t xml:space="preserve">    else:</w:t>
+        <w:br/>
+        <w:t xml:space="preserve">        agent.move(FORWARD, 1)</w:t>
       </w:r>
     </w:p>
     <w:p>
@@ -383,16 +319,87 @@
         <w:keepLines/>
       </w:pPr>
       <w:r>
-        <w:t xml:space="preserve">Each block of code below was meant to do something, but it is broken. Read what the code is </w:t>
+        <w:rPr>
+          <w:b/>
+        </w:rPr>
+        <w:t>Describe step by step what the agent does as it moves through the maze.</w:t>
       </w:r>
+    </w:p>
+    <w:p>
+      <w:pPr>
+        <w:spacing w:after="0" w:before="0" w:line="520" w:lineRule="exact"/>
+        <w:keepNext/>
+        <w:keepLines/>
+        <w:pBdr>
+          <w:bottom w:val="single" w:sz="6" w:space="1" w:color="C9C9C9"/>
+        </w:pBdr>
+      </w:pPr>
+      <w:r>
+        <w:t xml:space="preserve"> </w:t>
+      </w:r>
+    </w:p>
+    <w:p>
+      <w:pPr>
+        <w:spacing w:after="0" w:before="0" w:line="520" w:lineRule="exact"/>
+        <w:keepNext/>
+        <w:keepLines/>
+        <w:pBdr>
+          <w:bottom w:val="single" w:sz="6" w:space="1" w:color="C9C9C9"/>
+        </w:pBdr>
+      </w:pPr>
+      <w:r>
+        <w:t xml:space="preserve"> </w:t>
+      </w:r>
+    </w:p>
+    <w:p>
+      <w:pPr>
+        <w:spacing w:after="0" w:before="0" w:line="520" w:lineRule="exact"/>
+        <w:keepNext/>
+        <w:keepLines/>
+        <w:pBdr>
+          <w:bottom w:val="single" w:sz="6" w:space="1" w:color="C9C9C9"/>
+        </w:pBdr>
+      </w:pPr>
+      <w:r>
+        <w:t xml:space="preserve"> </w:t>
+      </w:r>
+    </w:p>
+    <w:p>
+      <w:pPr>
+        <w:spacing w:after="0" w:before="0" w:line="520" w:lineRule="exact"/>
+        <w:keepNext w:val="0"/>
+        <w:keepLines/>
+        <w:pBdr>
+          <w:bottom w:val="single" w:sz="6" w:space="1" w:color="C9C9C9"/>
+        </w:pBdr>
+      </w:pPr>
+      <w:r>
+        <w:t xml:space="preserve"> </w:t>
+      </w:r>
+    </w:p>
+    <w:p>
+      <w:pPr>
+        <w:keepNext/>
+        <w:keepLines/>
+        <w:pageBreakBefore/>
+        <w:spacing w:before="40" w:after="120"/>
+      </w:pPr>
       <w:r>
         <w:rPr>
           <w:b/>
+          <w:color w:val="1A4D2E"/>
+          <w:sz w:val="30"/>
         </w:rPr>
-        <w:t>supposed</w:t>
+        <w:t>3 · Spot and Fix Bugs 🐛</w:t>
       </w:r>
+    </w:p>
+    <w:p>
+      <w:pPr>
+        <w:keepNext/>
+        <w:keepLines/>
+      </w:pPr>
       <w:r>
-        <w:t xml:space="preserve"> to do, then rewrite it so it works. After that, explain why the original was wrong and why your fix works.</w:t>
+        <w:t>Each block is broken. Read the goal, write the fix, then explain it.</w:t>
       </w:r>
     </w:p>
     <w:p>
@@ -407,13 +414,13 @@
         <w:t>Bug A</w:t>
       </w:r>
       <w:r>
-        <w:t xml:space="preserve"> — The agent is supposed to </w:t>
+        <w:t xml:space="preserve"> — Power the piston </w:t>
       </w:r>
       <w:r>
         <w:rPr>
           <w:b/>
         </w:rPr>
-        <w:t>power the piston first</w:t>
+        <w:t>first</w:t>
       </w:r>
       <w:r>
         <w:t>, then cross the gap it opens.</w:t>
@@ -432,11 +439,11 @@
           <w:rFonts w:ascii="Consolas" w:hAnsi="Consolas" w:cs="Consolas"/>
           <w:sz w:val="21"/>
         </w:rPr>
-        <w:t>move forward</w:t>
+        <w:t>agent.move(FORWARD, 1)</w:t>
         <w:br/>
-        <w:t>move forward</w:t>
+        <w:t>agent.move(FORWARD, 1)</w:t>
         <w:br/>
-        <w:t>interact ahead</w:t>
+        <w:t>agent.interact(...)</w:t>
       </w:r>
     </w:p>
     <w:p>
@@ -448,22 +455,7 @@
         <w:rPr>
           <w:b/>
         </w:rPr>
-        <w:t>Hint:</w:t>
-      </w:r>
-      <w:r>
-        <w:t xml:space="preserve"> flip the lever *before* you reach the gap, not after.</w:t>
-      </w:r>
-    </w:p>
-    <w:p>
-      <w:pPr>
-        <w:keepNext/>
-        <w:keepLines/>
-      </w:pPr>
-      <w:r>
-        <w:rPr>
-          <w:b/>
-        </w:rPr>
-        <w:t>Write the fixed code:</w:t>
+        <w:t>Fixed code:</w:t>
       </w:r>
     </w:p>
     <w:p>
@@ -559,19 +551,6 @@
     <w:p>
       <w:pPr>
         <w:spacing w:after="0" w:before="0" w:line="520" w:lineRule="exact"/>
-        <w:keepNext/>
-        <w:keepLines/>
-        <w:pBdr>
-          <w:bottom w:val="single" w:sz="6" w:space="1" w:color="C9C9C9"/>
-        </w:pBdr>
-      </w:pPr>
-      <w:r>
-        <w:t xml:space="preserve"> </w:t>
-      </w:r>
-    </w:p>
-    <w:p>
-      <w:pPr>
-        <w:spacing w:after="0" w:before="0" w:line="520" w:lineRule="exact"/>
         <w:keepNext w:val="0"/>
         <w:keepLines/>
         <w:pBdr>
@@ -594,7 +573,7 @@
         <w:t>Bug B</w:t>
       </w:r>
       <w:r>
-        <w:t xml:space="preserve"> — The agent should only </w:t>
+        <w:t xml:space="preserve"> — </w:t>
       </w:r>
       <w:r>
         <w:rPr>
@@ -605,7 +584,7 @@
         <w:t>interact</w:t>
       </w:r>
       <w:r>
-        <w:t xml:space="preserve"> when there is a </w:t>
+        <w:t xml:space="preserve"> should run only when there is a </w:t>
       </w:r>
       <w:r>
         <w:rPr>
@@ -614,7 +593,7 @@
         <w:t>gap</w:t>
       </w:r>
       <w:r>
-        <w:t xml:space="preserve"> ahead. Right now it tries to flip a lever on every step.</w:t>
+        <w:t xml:space="preserve"> ahead. This flips a lever on every step.</w:t>
       </w:r>
     </w:p>
     <w:p>
@@ -630,11 +609,11 @@
           <w:rFonts w:ascii="Consolas" w:hAnsi="Consolas" w:cs="Consolas"/>
           <w:sz w:val="21"/>
         </w:rPr>
-        <w:t>keep doing forever:</w:t>
+        <w:t>while True:</w:t>
         <w:br/>
-        <w:t xml:space="preserve">    interact ahead</w:t>
+        <w:t xml:space="preserve">    agent.interact(...)</w:t>
         <w:br/>
-        <w:t xml:space="preserve">    move forward</w:t>
+        <w:t xml:space="preserve">    agent.move(FORWARD, 1)</w:t>
       </w:r>
     </w:p>
     <w:p>
@@ -646,7 +625,7 @@
         <w:rPr>
           <w:b/>
         </w:rPr>
-        <w:t>Write the fixed code:</w:t>
+        <w:t>Fixed code:</w:t>
       </w:r>
     </w:p>
     <w:p>
@@ -742,19 +721,6 @@
     <w:p>
       <w:pPr>
         <w:spacing w:after="0" w:before="0" w:line="520" w:lineRule="exact"/>
-        <w:keepNext/>
-        <w:keepLines/>
-        <w:pBdr>
-          <w:bottom w:val="single" w:sz="6" w:space="1" w:color="C9C9C9"/>
-        </w:pBdr>
-      </w:pPr>
-      <w:r>
-        <w:t xml:space="preserve"> </w:t>
-      </w:r>
-    </w:p>
-    <w:p>
-      <w:pPr>
-        <w:spacing w:after="0" w:before="0" w:line="520" w:lineRule="exact"/>
         <w:keepNext w:val="0"/>
         <w:keepLines/>
         <w:pBdr>
@@ -786,16 +752,18 @@
         <w:t>only while the lever is ON</w:t>
       </w:r>
       <w:r>
-        <w:t xml:space="preserve">. The agent must cross </w:t>
+        <w:t xml:space="preserve">. The second </w:t>
       </w:r>
       <w:r>
         <w:rPr>
-          <w:b/>
+          <w:rFonts w:ascii="Consolas" w:hAnsi="Consolas" w:cs="Consolas"/>
+          <w:sz w:val="21"/>
+          <w:shd w:val="clear" w:fill="EEEEEE"/>
         </w:rPr>
-        <w:t>before</w:t>
+        <w:t>interact</w:t>
       </w:r>
       <w:r>
-        <w:t xml:space="preserve"> turning the lever back off.</w:t>
+        <w:t xml:space="preserve"> switches it OFF and the bridge vanishes. Cross first.</w:t>
       </w:r>
     </w:p>
     <w:p>
@@ -811,13 +779,13 @@
           <w:rFonts w:ascii="Consolas" w:hAnsi="Consolas" w:cs="Consolas"/>
           <w:sz w:val="21"/>
         </w:rPr>
-        <w:t>interact ahead</w:t>
+        <w:t>agent.interact(...)</w:t>
         <w:br/>
-        <w:t>move forward</w:t>
+        <w:t>agent.move(FORWARD, 1)</w:t>
         <w:br/>
-        <w:t>interact ahead</w:t>
+        <w:t>agent.interact(...)</w:t>
         <w:br/>
-        <w:t>move forward</w:t>
+        <w:t>agent.move(FORWARD, 1)</w:t>
       </w:r>
     </w:p>
     <w:p>
@@ -829,33 +797,7 @@
         <w:rPr>
           <w:b/>
         </w:rPr>
-        <w:t>Hint:</w:t>
-      </w:r>
-      <w:r>
-        <w:t xml:space="preserve"> the second </w:t>
-      </w:r>
-      <w:r>
-        <w:rPr>
-          <w:rFonts w:ascii="Consolas" w:hAnsi="Consolas" w:cs="Consolas"/>
-          <w:sz w:val="21"/>
-          <w:shd w:val="clear" w:fill="EEEEEE"/>
-        </w:rPr>
-        <w:t>interact</w:t>
-      </w:r>
-      <w:r>
-        <w:t xml:space="preserve"> switches the lever OFF and the bridge disappears. Cross first.</w:t>
-      </w:r>
-    </w:p>
-    <w:p>
-      <w:pPr>
-        <w:keepNext/>
-        <w:keepLines/>
-      </w:pPr>
-      <w:r>
-        <w:rPr>
-          <w:b/>
-        </w:rPr>
-        <w:t>Write the fixed code:</w:t>
+        <w:t>Fixed code:</w:t>
       </w:r>
     </w:p>
     <w:p>
@@ -951,6 +893,156 @@
     <w:p>
       <w:pPr>
         <w:spacing w:after="0" w:before="0" w:line="520" w:lineRule="exact"/>
+        <w:keepNext w:val="0"/>
+        <w:keepLines/>
+        <w:pBdr>
+          <w:bottom w:val="single" w:sz="6" w:space="1" w:color="C9C9C9"/>
+        </w:pBdr>
+      </w:pPr>
+      <w:r>
+        <w:t xml:space="preserve"> </w:t>
+      </w:r>
+    </w:p>
+    <w:p>
+      <w:pPr>
+        <w:keepNext/>
+        <w:keepLines/>
+        <w:pageBreakBefore/>
+        <w:spacing w:before="40" w:after="120"/>
+      </w:pPr>
+      <w:r>
+        <w:rPr>
+          <w:b/>
+          <w:color w:val="1A4D2E"/>
+          <w:sz w:val="30"/>
+        </w:rPr>
+        <w:t>4 · Write Full Code ✍️</w:t>
+      </w:r>
+    </w:p>
+    <w:p>
+      <w:pPr>
+        <w:keepNext/>
+        <w:keepLines/>
+      </w:pPr>
+      <w:r>
+        <w:t>Write code that walks the agent to the lever, flips it so the piston opens the path, crosses while the path is open, and reaches the goal. Use a chat trigger to start it.</w:t>
+      </w:r>
+    </w:p>
+    <w:p>
+      <w:pPr>
+        <w:spacing w:before="40" w:after="160"/>
+        <w:ind w:left="288"/>
+        <w:keepNext/>
+        <w:keepLines/>
+        <w:shd w:val="clear" w:fill="F4F4F4"/>
+      </w:pPr>
+      <w:r>
+        <w:rPr>
+          <w:rFonts w:ascii="Consolas" w:hAnsi="Consolas" w:cs="Consolas"/>
+          <w:sz w:val="21"/>
+        </w:rPr>
+        <w:t>def cross_gap(name, message):</w:t>
+        <w:br/>
+        <w:t xml:space="preserve">    pass  # your code here</w:t>
+        <w:br/>
+        <w:br/>
+        <w:t>player.on_chat("go", cross_gap)</w:t>
+      </w:r>
+    </w:p>
+    <w:p>
+      <w:pPr>
+        <w:spacing w:after="0" w:before="0" w:line="520" w:lineRule="exact"/>
+        <w:keepNext/>
+        <w:keepLines/>
+        <w:pBdr>
+          <w:bottom w:val="single" w:sz="6" w:space="1" w:color="C9C9C9"/>
+        </w:pBdr>
+      </w:pPr>
+      <w:r>
+        <w:t xml:space="preserve"> </w:t>
+      </w:r>
+    </w:p>
+    <w:p>
+      <w:pPr>
+        <w:spacing w:after="0" w:before="0" w:line="520" w:lineRule="exact"/>
+        <w:keepNext/>
+        <w:keepLines/>
+        <w:pBdr>
+          <w:bottom w:val="single" w:sz="6" w:space="1" w:color="C9C9C9"/>
+        </w:pBdr>
+      </w:pPr>
+      <w:r>
+        <w:t xml:space="preserve"> </w:t>
+      </w:r>
+    </w:p>
+    <w:p>
+      <w:pPr>
+        <w:spacing w:after="0" w:before="0" w:line="520" w:lineRule="exact"/>
+        <w:keepNext/>
+        <w:keepLines/>
+        <w:pBdr>
+          <w:bottom w:val="single" w:sz="6" w:space="1" w:color="C9C9C9"/>
+        </w:pBdr>
+      </w:pPr>
+      <w:r>
+        <w:t xml:space="preserve"> </w:t>
+      </w:r>
+    </w:p>
+    <w:p>
+      <w:pPr>
+        <w:spacing w:after="0" w:before="0" w:line="520" w:lineRule="exact"/>
+        <w:keepNext/>
+        <w:keepLines/>
+        <w:pBdr>
+          <w:bottom w:val="single" w:sz="6" w:space="1" w:color="C9C9C9"/>
+        </w:pBdr>
+      </w:pPr>
+      <w:r>
+        <w:t xml:space="preserve"> </w:t>
+      </w:r>
+    </w:p>
+    <w:p>
+      <w:pPr>
+        <w:spacing w:after="0" w:before="0" w:line="520" w:lineRule="exact"/>
+        <w:keepNext/>
+        <w:keepLines/>
+        <w:pBdr>
+          <w:bottom w:val="single" w:sz="6" w:space="1" w:color="C9C9C9"/>
+        </w:pBdr>
+      </w:pPr>
+      <w:r>
+        <w:t xml:space="preserve"> </w:t>
+      </w:r>
+    </w:p>
+    <w:p>
+      <w:pPr>
+        <w:spacing w:after="0" w:before="0" w:line="520" w:lineRule="exact"/>
+        <w:keepNext/>
+        <w:keepLines/>
+        <w:pBdr>
+          <w:bottom w:val="single" w:sz="6" w:space="1" w:color="C9C9C9"/>
+        </w:pBdr>
+      </w:pPr>
+      <w:r>
+        <w:t xml:space="preserve"> </w:t>
+      </w:r>
+    </w:p>
+    <w:p>
+      <w:pPr>
+        <w:spacing w:after="0" w:before="0" w:line="520" w:lineRule="exact"/>
+        <w:keepNext/>
+        <w:keepLines/>
+        <w:pBdr>
+          <w:bottom w:val="single" w:sz="6" w:space="1" w:color="C9C9C9"/>
+        </w:pBdr>
+      </w:pPr>
+      <w:r>
+        <w:t xml:space="preserve"> </w:t>
+      </w:r>
+    </w:p>
+    <w:p>
+      <w:pPr>
+        <w:spacing w:after="0" w:before="0" w:line="520" w:lineRule="exact"/>
         <w:keepNext/>
         <w:keepLines/>
         <w:pBdr>
@@ -987,7 +1079,7 @@
           <w:color w:val="1A4D2E"/>
           <w:sz w:val="30"/>
         </w:rPr>
-        <w:t>3 · Tell Me What You Built 📸</w:t>
+        <w:t>5 · Build It 📸</w:t>
       </w:r>
     </w:p>
     <w:p>
@@ -996,92 +1088,7 @@
         <w:keepLines/>
       </w:pPr>
       <w:r>
-        <w:t xml:space="preserve">Now switch to your homework world. The maze has a </w:t>
-      </w:r>
-      <w:r>
-        <w:rPr>
-          <w:b/>
-        </w:rPr>
-        <w:t>gap</w:t>
-      </w:r>
-      <w:r>
-        <w:t xml:space="preserve"> (or a blocked path) and a </w:t>
-      </w:r>
-      <w:r>
-        <w:rPr>
-          <w:b/>
-        </w:rPr>
-        <w:t>piston</w:t>
-      </w:r>
-      <w:r>
-        <w:t xml:space="preserve"> that opens it when powered. Write code that:</w:t>
-      </w:r>
-    </w:p>
-    <w:p>
-      <w:pPr>
-        <w:keepNext/>
-        <w:keepLines/>
-        <w:spacing w:after="60"/>
-        <w:ind w:left="576"/>
-      </w:pPr>
-      <w:r>
-        <w:t xml:space="preserve">1.  </w:t>
-      </w:r>
-      <w:r>
-        <w:t>moves the agent to the lever,</w:t>
-      </w:r>
-    </w:p>
-    <w:p>
-      <w:pPr>
-        <w:keepNext/>
-        <w:keepLines/>
-        <w:spacing w:after="60"/>
-        <w:ind w:left="576"/>
-      </w:pPr>
-      <w:r>
-        <w:t xml:space="preserve">2.  </w:t>
-      </w:r>
-      <w:r>
-        <w:t>flips it (</w:t>
-      </w:r>
-      <w:r>
-        <w:rPr>
-          <w:rFonts w:ascii="Consolas" w:hAnsi="Consolas" w:cs="Consolas"/>
-          <w:sz w:val="21"/>
-          <w:shd w:val="clear" w:fill="EEEEEE"/>
-        </w:rPr>
-        <w:t>interact</w:t>
-      </w:r>
-      <w:r>
-        <w:t>) so the piston opens the path,</w:t>
-      </w:r>
-    </w:p>
-    <w:p>
-      <w:pPr>
-        <w:keepNext/>
-        <w:keepLines/>
-        <w:spacing w:after="60"/>
-        <w:ind w:left="576"/>
-      </w:pPr>
-      <w:r>
-        <w:t xml:space="preserve">3.  </w:t>
-      </w:r>
-      <w:r>
-        <w:t>crosses while the path is open,</w:t>
-      </w:r>
-    </w:p>
-    <w:p>
-      <w:pPr>
-        <w:keepNext/>
-        <w:keepLines/>
-        <w:spacing w:after="60"/>
-        <w:ind w:left="576"/>
-      </w:pPr>
-      <w:r>
-        <w:t xml:space="preserve">4.  </w:t>
-      </w:r>
-      <w:r>
-        <w:t>reaches the goal.</w:t>
+        <w:t>Open your homework world. The maze has a gap (or blocked path) and a piston that opens it when powered. Run your code so the agent reaches the goal.</w:t>
       </w:r>
     </w:p>
     <w:p>
@@ -1090,7 +1097,7 @@
         <w:keepLines/>
       </w:pPr>
       <w:r>
-        <w:t>When you finish, come back here. Send a photo or video of the agent reaching the end, then explain what you did. Use these sentence starters — write 4 to 6 sentences total.</w:t>
+        <w:t>Send a photo or video of the agent at the end. Then finish these lines — 4 to 6 sentences.</w:t>
       </w:r>
     </w:p>
     <w:p>
@@ -1290,45 +1297,6 @@
     <w:p>
       <w:pPr>
         <w:spacing w:after="0" w:before="0" w:line="520" w:lineRule="exact"/>
-        <w:keepNext/>
-        <w:keepLines/>
-        <w:pBdr>
-          <w:bottom w:val="single" w:sz="6" w:space="1" w:color="C9C9C9"/>
-        </w:pBdr>
-      </w:pPr>
-      <w:r>
-        <w:t xml:space="preserve"> </w:t>
-      </w:r>
-    </w:p>
-    <w:p>
-      <w:pPr>
-        <w:spacing w:after="0" w:before="0" w:line="520" w:lineRule="exact"/>
-        <w:keepNext/>
-        <w:keepLines/>
-        <w:pBdr>
-          <w:bottom w:val="single" w:sz="6" w:space="1" w:color="C9C9C9"/>
-        </w:pBdr>
-      </w:pPr>
-      <w:r>
-        <w:t xml:space="preserve"> </w:t>
-      </w:r>
-    </w:p>
-    <w:p>
-      <w:pPr>
-        <w:spacing w:after="0" w:before="0" w:line="520" w:lineRule="exact"/>
-        <w:keepNext/>
-        <w:keepLines/>
-        <w:pBdr>
-          <w:bottom w:val="single" w:sz="6" w:space="1" w:color="C9C9C9"/>
-        </w:pBdr>
-      </w:pPr>
-      <w:r>
-        <w:t xml:space="preserve"> </w:t>
-      </w:r>
-    </w:p>
-    <w:p>
-      <w:pPr>
-        <w:spacing w:after="0" w:before="0" w:line="520" w:lineRule="exact"/>
         <w:keepNext w:val="0"/>
         <w:keepLines/>
         <w:pBdr>
@@ -1352,7 +1320,7 @@
           <w:color w:val="1A4D2E"/>
           <w:sz w:val="30"/>
         </w:rPr>
-        <w:t>4 · Record Your Walkthrough 🎥</w:t>
+        <w:t>6 · Plan Your Walkthrough Video 🎥</w:t>
       </w:r>
     </w:p>
     <w:p>
@@ -1361,7 +1329,7 @@
         <w:keepLines/>
       </w:pPr>
       <w:r>
-        <w:t xml:space="preserve">Now take a video on your phone (or a parent's phone) while the agent runs the maze. Talk through it like you are teaching someone who has never seen it. Try to use these words: </w:t>
+        <w:t xml:space="preserve">Take a phone video while the agent runs the maze. Talk through it like you are teaching someone new. Use these words: </w:t>
       </w:r>
       <w:r>
         <w:rPr>
@@ -1417,7 +1385,7 @@
         <w:ind w:left="864"/>
       </w:pPr>
       <w:r>
-        <w:t>1.  Show the gap (or blocked path) and the piston in the maze.</w:t>
+        <w:t>1.  Show the gap and the piston.</w:t>
       </w:r>
     </w:p>
     <w:p>
@@ -1462,49 +1430,7 @@
         <w:rPr>
           <w:b/>
         </w:rPr>
-        <w:t>Write what you will say in your video.</w:t>
-      </w:r>
-      <w:r>
-        <w:t xml:space="preserve"> Use the space below to plan it before you record — you can read from it while filming.</w:t>
-      </w:r>
-    </w:p>
-    <w:p>
-      <w:pPr>
-        <w:spacing w:after="0" w:before="0" w:line="520" w:lineRule="exact"/>
-        <w:keepNext/>
-        <w:keepLines/>
-        <w:pBdr>
-          <w:bottom w:val="single" w:sz="6" w:space="1" w:color="C9C9C9"/>
-        </w:pBdr>
-      </w:pPr>
-      <w:r>
-        <w:t xml:space="preserve"> </w:t>
-      </w:r>
-    </w:p>
-    <w:p>
-      <w:pPr>
-        <w:spacing w:after="0" w:before="0" w:line="520" w:lineRule="exact"/>
-        <w:keepNext/>
-        <w:keepLines/>
-        <w:pBdr>
-          <w:bottom w:val="single" w:sz="6" w:space="1" w:color="C9C9C9"/>
-        </w:pBdr>
-      </w:pPr>
-      <w:r>
-        <w:t xml:space="preserve"> </w:t>
-      </w:r>
-    </w:p>
-    <w:p>
-      <w:pPr>
-        <w:spacing w:after="0" w:before="0" w:line="520" w:lineRule="exact"/>
-        <w:keepNext/>
-        <w:keepLines/>
-        <w:pBdr>
-          <w:bottom w:val="single" w:sz="6" w:space="1" w:color="C9C9C9"/>
-        </w:pBdr>
-      </w:pPr>
-      <w:r>
-        <w:t xml:space="preserve"> </w:t>
+        <w:t>Write what you will say. Plan it here before you record.</w:t>
       </w:r>
     </w:p>
     <w:p>
